--- a/docs/common_code/17_purr/purr.docx
+++ b/docs/common_code/17_purr/purr.docx
@@ -31,7 +31,7 @@
         <w:pStyle w:val="Date"/>
       </w:pPr>
       <w:r>
-        <w:t xml:space="preserve">2026-07-02</w:t>
+        <w:t xml:space="preserve">2026-07-03</w:t>
       </w:r>
     </w:p>
     <w:bookmarkStart w:id="10" w:name="iteration-with-purrr"/>

--- a/docs/common_code/17_purr/purr.docx
+++ b/docs/common_code/17_purr/purr.docx
@@ -31,7 +31,7 @@
         <w:pStyle w:val="Date"/>
       </w:pPr>
       <w:r>
-        <w:t xml:space="preserve">2026-07-03</w:t>
+        <w:t xml:space="preserve">2026-07-04</w:t>
       </w:r>
     </w:p>
     <w:bookmarkStart w:id="10" w:name="iteration-with-purrr"/>

--- a/docs/common_code/17_purr/purr.docx
+++ b/docs/common_code/17_purr/purr.docx
@@ -31,7 +31,7 @@
         <w:pStyle w:val="Date"/>
       </w:pPr>
       <w:r>
-        <w:t xml:space="preserve">2026-07-04</w:t>
+        <w:t xml:space="preserve">2026-07-05</w:t>
       </w:r>
     </w:p>
     <w:bookmarkStart w:id="10" w:name="iteration-with-purrr"/>

--- a/docs/common_code/17_purr/purr.docx
+++ b/docs/common_code/17_purr/purr.docx
@@ -57,13 +57,7 @@
         <w:t xml:space="preserve"> </w:t>
       </w:r>
       <w:r>
-        <w:t xml:space="preserve">replaces for-loops and copy-paste with clean, readable single lines.</w:t>
-      </w:r>
-      <w:r>
-        <w:t xml:space="preserve"> </w:t>
-      </w:r>
-      <w:r>
-        <w:t xml:space="preserve">The core idea:</w:t>
+        <w:t xml:space="preserve">replaces for-loops and copy-paste with clean, readable single lines. The core idea:</w:t>
       </w:r>
       <w:r>
         <w:t xml:space="preserve"> </w:t>
@@ -560,13 +554,7 @@
         <w:t xml:space="preserve"> </w:t>
       </w:r>
       <w:r>
-        <w:t xml:space="preserve">“apply this function to</w:t>
-      </w:r>
-      <w:r>
-        <w:t xml:space="preserve"> </w:t>
-      </w:r>
-      <w:r>
-        <w:t xml:space="preserve">each element, where</w:t>
+        <w:t xml:space="preserve">“apply this function to each element, where</w:t>
       </w:r>
       <w:r>
         <w:t xml:space="preserve"> </w:t>
@@ -971,13 +959,7 @@
         <w:pStyle w:val="FirstParagraph"/>
       </w:pPr>
       <w:r>
-        <w:t xml:space="preserve">The most common ecological use: separate regression (or ANOVA) per species,</w:t>
-      </w:r>
-      <w:r>
-        <w:t xml:space="preserve"> </w:t>
-      </w:r>
-      <w:r>
-        <w:t xml:space="preserve">lake, or site — in one pipeline.</w:t>
+        <w:t xml:space="preserve">The most common ecological use: separate regression (or ANOVA) per species, lake, or site — in one pipeline.</w:t>
       </w:r>
     </w:p>
     <w:p>
@@ -1657,55 +1639,37 @@
               <w:t xml:space="preserve"> </w:t>
             </w:r>
             <w:r>
-              <w:t xml:space="preserve">column holds</w:t>
+              <w:t xml:space="preserve">column holds one mini-data-frame per species.</w:t>
             </w:r>
             <w:r>
               <w:t xml:space="preserve"> </w:t>
             </w:r>
             <w:r>
-              <w:t xml:space="preserve">one mini-data-frame per species.</w:t>
+              <w:rPr>
+                <w:rStyle w:val="VerbatimChar"/>
+              </w:rPr>
+              <w:t xml:space="preserve">mutate(fit = list(lm(..., data = data)))</w:t>
             </w:r>
             <w:r>
               <w:t xml:space="preserve"> </w:t>
             </w:r>
             <w:r>
+              <w:t xml:space="preserve">fits a model to each.</w:t>
+            </w:r>
+            <w:r>
+              <w:t xml:space="preserve"> </w:t>
+            </w:r>
+            <w:r>
               <w:rPr>
                 <w:rStyle w:val="VerbatimChar"/>
               </w:rPr>
-              <w:t xml:space="preserve">mutate(fit = list(lm(..., data = data)))</w:t>
+              <w:t xml:space="preserve">unnest(coef)</w:t>
             </w:r>
             <w:r>
               <w:t xml:space="preserve"> </w:t>
             </w:r>
             <w:r>
-              <w:t xml:space="preserve">fits a model to each.</w:t>
-            </w:r>
-            <w:r>
-              <w:t xml:space="preserve"> </w:t>
-            </w:r>
-            <w:r>
-              <w:rPr>
-                <w:rStyle w:val="VerbatimChar"/>
-              </w:rPr>
-              <w:t xml:space="preserve">unnest(coef)</w:t>
-            </w:r>
-            <w:r>
-              <w:t xml:space="preserve"> </w:t>
-            </w:r>
-            <w:r>
-              <w:t xml:space="preserve">unpacks the results back into a flat</w:t>
-            </w:r>
-            <w:r>
-              <w:t xml:space="preserve"> </w:t>
-            </w:r>
-            <w:r>
-              <w:t xml:space="preserve">tibble. This pattern scales from 3 species to 300 sites without changing a</w:t>
-            </w:r>
-            <w:r>
-              <w:t xml:space="preserve"> </w:t>
-            </w:r>
-            <w:r>
-              <w:t xml:space="preserve">single line.</w:t>
+              <w:t xml:space="preserve">unpacks the results back into a flat tibble. This pattern scales from 3 species to 300 sites without changing a single line.</w:t>
             </w:r>
           </w:p>
           <w:p/>
@@ -2241,13 +2205,7 @@
               <w:t xml:space="preserve">survey_2023.csv</w:t>
             </w:r>
             <w:r>
-              <w:t xml:space="preserve">, …</w:t>
-            </w:r>
-            <w:r>
-              <w:t xml:space="preserve"> </w:t>
-            </w:r>
-            <w:r>
-              <w:t xml:space="preserve">you do not need to manually read each one.</w:t>
+              <w:t xml:space="preserve">, … you do not need to manually read each one.</w:t>
             </w:r>
             <w:r>
               <w:t xml:space="preserve"> </w:t>
@@ -2719,13 +2677,7 @@
               <w:t xml:space="preserve"> </w:t>
             </w:r>
             <w:r>
-              <w:t xml:space="preserve">adds a column recording which file each row</w:t>
-            </w:r>
-            <w:r>
-              <w:t xml:space="preserve"> </w:t>
-            </w:r>
-            <w:r>
-              <w:t xml:space="preserve">came from — invaluable for debugging.</w:t>
+              <w:t xml:space="preserve">adds a column recording which file each row came from — invaluable for debugging.</w:t>
             </w:r>
           </w:p>
           <w:p/>
@@ -3637,13 +3589,7 @@
               <w:t xml:space="preserve"> </w:t>
             </w:r>
             <w:r>
-              <w:t xml:space="preserve">runs the function purely for its</w:t>
-            </w:r>
-            <w:r>
-              <w:t xml:space="preserve"> </w:t>
-            </w:r>
-            <w:r>
-              <w:t xml:space="preserve">side effect (printing, saving, writing) and returns nothing. Use</w:t>
+              <w:t xml:space="preserve">runs the function purely for its side effect (printing, saving, writing) and returns nothing. Use</w:t>
             </w:r>
             <w:r>
               <w:t xml:space="preserve"> </w:t>
@@ -4006,13 +3952,7 @@
         <w:t xml:space="preserve"> </w:t>
       </w:r>
       <w:r>
-        <w:t xml:space="preserve">instead of</w:t>
-      </w:r>
-      <w:r>
-        <w:t xml:space="preserve"> </w:t>
-      </w:r>
-      <w:r>
-        <w:t xml:space="preserve">stopping the whole</w:t>
+        <w:t xml:space="preserve">instead of stopping the whole</w:t>
       </w:r>
       <w:r>
         <w:t xml:space="preserve"> </w:t>
@@ -4378,49 +4318,37 @@
               <w:spacing w:before="16" w:after="16"/>
             </w:pPr>
             <w:r>
-              <w:t xml:space="preserve">When reading 50 field survey files, one corrupted file would crash the whole</w:t>
+              <w:t xml:space="preserve">When reading 50 field survey files, one corrupted file would crash the whole pipeline. Wrapping</w:t>
             </w:r>
             <w:r>
               <w:t xml:space="preserve"> </w:t>
             </w:r>
             <w:r>
-              <w:t xml:space="preserve">pipeline. Wrapping</w:t>
+              <w:rPr>
+                <w:rStyle w:val="VerbatimChar"/>
+              </w:rPr>
+              <w:t xml:space="preserve">read_csv</w:t>
             </w:r>
             <w:r>
               <w:t xml:space="preserve"> </w:t>
             </w:r>
             <w:r>
+              <w:t xml:space="preserve">with</w:t>
+            </w:r>
+            <w:r>
+              <w:t xml:space="preserve"> </w:t>
+            </w:r>
+            <w:r>
               <w:rPr>
                 <w:rStyle w:val="VerbatimChar"/>
               </w:rPr>
-              <w:t xml:space="preserve">read_csv</w:t>
+              <w:t xml:space="preserve">safely(read_csv)</w:t>
             </w:r>
             <w:r>
               <w:t xml:space="preserve"> </w:t>
             </w:r>
             <w:r>
-              <w:t xml:space="preserve">with</w:t>
-            </w:r>
-            <w:r>
-              <w:t xml:space="preserve"> </w:t>
-            </w:r>
-            <w:r>
-              <w:rPr>
-                <w:rStyle w:val="VerbatimChar"/>
-              </w:rPr>
-              <w:t xml:space="preserve">safely(read_csv)</w:t>
-            </w:r>
-            <w:r>
-              <w:t xml:space="preserve"> </w:t>
-            </w:r>
-            <w:r>
-              <w:t xml:space="preserve">lets you process all 50</w:t>
-            </w:r>
-            <w:r>
-              <w:t xml:space="preserve"> </w:t>
-            </w:r>
-            <w:r>
-              <w:t xml:space="preserve">files and then inspect which ones failed — without losing all the successful reads.</w:t>
+              <w:t xml:space="preserve">lets you process all 50 files and then inspect which ones failed — without losing all the successful reads.</w:t>
             </w:r>
           </w:p>
           <w:p/>

--- a/docs/common_code/17_purr/purr.docx
+++ b/docs/common_code/17_purr/purr.docx
@@ -7,7 +7,7 @@
         <w:pStyle w:val="Title"/>
       </w:pPr>
       <w:r>
-        <w:t xml:space="preserve">Common Code 1 7— Iteration with purrr</w:t>
+        <w:t xml:space="preserve">Common Code 17 — Iteration with purrr</w:t>
       </w:r>
     </w:p>
     <w:p>
@@ -31,7 +31,7 @@
         <w:pStyle w:val="Date"/>
       </w:pPr>
       <w:r>
-        <w:t xml:space="preserve">2026-07-05</w:t>
+        <w:t xml:space="preserve">2026-08-27</w:t>
       </w:r>
     </w:p>
     <w:bookmarkStart w:id="10" w:name="iteration-with-purrr"/>
@@ -2928,7 +2928,7 @@
         <w:rPr>
           <w:rStyle w:val="StringTok"/>
         </w:rPr>
-        <w:t xml:space="preserve">"steelblue"</w:t>
+        <w:t xml:space="preserve">"darkblue"</w:t>
       </w:r>
       <w:r>
         <w:rPr>
@@ -5364,7 +5364,19 @@
           <w:i/>
           <w:iCs/>
         </w:rPr>
-        <w:t xml:space="preserve">End of Common Code 18 — Iteration with purrr.</w:t>
+        <w:t xml:space="preserve">End of Common Code 17 — Iteration with purrr.</w:t>
+      </w:r>
+    </w:p>
+    <w:p>
+      <w:pPr>
+        <w:pStyle w:val="BodyText"/>
+      </w:pPr>
+      <w:r>
+        <w:rPr>
+          <w:i/>
+          <w:iCs/>
+        </w:rPr>
+        <w:t xml:space="preserve">Next: Common Code 18 — Quarto document basics.</w:t>
       </w:r>
     </w:p>
     <w:bookmarkEnd w:id="33"/>

--- a/docs/common_code/17_purr/purr.docx
+++ b/docs/common_code/17_purr/purr.docx
@@ -31,7 +31,7 @@
         <w:pStyle w:val="Date"/>
       </w:pPr>
       <w:r>
-        <w:t xml:space="preserve">2026-08-27</w:t>
+        <w:t xml:space="preserve">2026-09-01</w:t>
       </w:r>
     </w:p>
     <w:bookmarkStart w:id="10" w:name="iteration-with-purrr"/>

--- a/docs/common_code/17_purr/purr.docx
+++ b/docs/common_code/17_purr/purr.docx
@@ -31,7 +31,7 @@
         <w:pStyle w:val="Date"/>
       </w:pPr>
       <w:r>
-        <w:t xml:space="preserve">2026-09-01</w:t>
+        <w:t xml:space="preserve">2026-09-03</w:t>
       </w:r>
     </w:p>
     <w:bookmarkStart w:id="10" w:name="iteration-with-purrr"/>

--- a/docs/common_code/17_purr/purr.docx
+++ b/docs/common_code/17_purr/purr.docx
@@ -6247,8 +6247,8 @@
       <w:rFonts w:asciiTheme="majorHAnsi" w:cstheme="majorBidi" w:eastAsiaTheme="majorEastAsia" w:hAnsiTheme="majorHAnsi"/>
       <w:spacing w:val="-10"/>
       <w:kern w:val="28"/>
-      <w:sz w:val="56"/>
-      <w:szCs w:val="56"/>
+      <w:sz w:val="40"/>
+      <w:szCs w:val="40"/>
     </w:rPr>
   </w:style>
   <w:style w:customStyle="1" w:styleId="TitleChar" w:type="character">
@@ -6261,8 +6261,8 @@
       <w:rFonts w:asciiTheme="majorHAnsi" w:cstheme="majorBidi" w:eastAsiaTheme="majorEastAsia" w:hAnsiTheme="majorHAnsi"/>
       <w:spacing w:val="-10"/>
       <w:kern w:val="28"/>
-      <w:sz w:val="56"/>
-      <w:szCs w:val="56"/>
+      <w:sz w:val="40"/>
+      <w:szCs w:val="40"/>
     </w:rPr>
   </w:style>
   <w:style w:styleId="Subtitle" w:type="paragraph">

--- a/docs/common_code/17_purr/purr.docx
+++ b/docs/common_code/17_purr/purr.docx
@@ -31,7 +31,7 @@
         <w:pStyle w:val="Date"/>
       </w:pPr>
       <w:r>
-        <w:t xml:space="preserve">2026-09-03</w:t>
+        <w:t xml:space="preserve">2026-09-04</w:t>
       </w:r>
     </w:p>
     <w:bookmarkStart w:id="10" w:name="iteration-with-purrr"/>
